--- a/bonus-notifier/template.docx
+++ b/bonus-notifier/template.docx
@@ -925,7 +925,6 @@
     <w:tbl>
       <w:tblPr>
         <w:tblStyle w:val="aa"/>
-        <w:tblpPr w:leftFromText="180" w:rightFromText="180" w:vertAnchor="text" w:horzAnchor="margin" w:tblpXSpec="center" w:tblpY="1220"/>
         <w:tblW w:w="11319" w:type="dxa"/>
         <w:tblLayout w:type="fixed"/>
         <w:tblLook w:val="04A0" w:firstRow="1" w:lastRow="0" w:firstColumn="1" w:lastColumn="0" w:noHBand="0" w:noVBand="1"/>
